--- a/TS-Padam/TS-1.2/TS 1.2 Malayalam Pada Paatam Corrections.docx
+++ b/TS-Padam/TS-1.2/TS 1.2 Malayalam Pada Paatam Corrections.docx
@@ -22,9 +22,8 @@
           <w:szCs w:val="32"/>
           <w:u w:val="single"/>
         </w:rPr>
-        <w:t xml:space="preserve">TS Pada Paatam – TS 1.2 Sanskrit Corrections – Observed </w:t>
+        <w:t xml:space="preserve">TS Pada Paatam – TS 1.2 Sanskrit Corrections – Observed till </w:t>
       </w:r>
-      <w:proofErr w:type="gramStart"/>
       <w:r>
         <w:rPr>
           <w:b/>
@@ -33,24 +32,11 @@
           <w:szCs w:val="32"/>
           <w:u w:val="single"/>
         </w:rPr>
-        <w:t xml:space="preserve">till </w:t>
+        <w:t>31st July 2025</w:t>
       </w:r>
-      <w:r>
-        <w:rPr>
-          <w:b/>
-          <w:bCs/>
-          <w:sz w:val="32"/>
-          <w:szCs w:val="32"/>
-          <w:highlight w:val="red"/>
-          <w:u w:val="single"/>
-        </w:rPr>
-        <w:t>????</w:t>
-      </w:r>
-      <w:proofErr w:type="gramEnd"/>
     </w:p>
     <w:p>
       <w:pPr>
-        <w:spacing w:before="0" w:line="240" w:lineRule="auto"/>
         <w:jc w:val="center"/>
         <w:rPr>
           <w:bCs/>
@@ -356,94 +342,94 @@
             </w:pPr>
             <w:r>
               <w:rPr>
-                <w:rFonts w:ascii="BRH Devanagari Extra" w:hAnsi="BRH Devanagari Extra" w:cs="BRH Devanagari Extra"/>
-                <w:sz w:val="40"/>
-                <w:szCs w:val="40"/>
-                <w:lang w:val="it-IT"/>
-              </w:rPr>
-              <w:t>xÉ</w:t>
-            </w:r>
-            <w:r>
-              <w:rPr>
-                <w:rFonts w:ascii="BRH Malayalam Extra" w:hAnsi="BRH Malayalam Extra" w:cs="BRH Devanagari Extra"/>
-                <w:sz w:val="34"/>
-                <w:szCs w:val="40"/>
-                <w:lang w:val="it-IT"/>
+                <w:rFonts w:ascii="BRH Malayalam Extra" w:hAnsi="BRH Malayalam Extra" w:cs="BRH Malayalam Extra"/>
+                <w:sz w:val="40"/>
+                <w:szCs w:val="40"/>
+                <w:lang w:val="en-IN" w:eastAsia="en-IN"/>
+              </w:rPr>
+              <w:t>s</w:t>
+            </w:r>
+            <w:r>
+              <w:rPr>
+                <w:rFonts w:ascii="BRH Malayalam Extra" w:hAnsi="BRH Malayalam Extra" w:cs="BRH Malayalam Extra"/>
+                <w:sz w:val="32"/>
+                <w:szCs w:val="40"/>
+                <w:lang w:val="en-IN" w:eastAsia="en-IN"/>
               </w:rPr>
               <w:t>–</w:t>
             </w:r>
             <w:r>
               <w:rPr>
-                <w:rFonts w:ascii="BRH Devanagari Extra" w:hAnsi="BRH Devanagari Extra" w:cs="BRH Devanagari Extra"/>
-                <w:sz w:val="40"/>
-                <w:szCs w:val="40"/>
-                <w:lang w:val="it-IT"/>
-              </w:rPr>
-              <w:t>mÉå</w:t>
-            </w:r>
-            <w:r>
-              <w:rPr>
-                <w:rFonts w:ascii="BRH Malayalam Extra" w:hAnsi="BRH Malayalam Extra" w:cs="BRH Devanagari Extra"/>
-                <w:sz w:val="34"/>
-                <w:szCs w:val="40"/>
-                <w:lang w:val="it-IT"/>
+                <w:rFonts w:ascii="BRH Malayalam Extra" w:hAnsi="BRH Malayalam Extra" w:cs="BRH Malayalam Extra"/>
+                <w:sz w:val="40"/>
+                <w:szCs w:val="40"/>
+                <w:lang w:val="en-IN" w:eastAsia="en-IN"/>
+              </w:rPr>
+              <w:t>¥e</w:t>
+            </w:r>
+            <w:r>
+              <w:rPr>
+                <w:rFonts w:ascii="BRH Malayalam Extra" w:hAnsi="BRH Malayalam Extra" w:cs="BRH Malayalam Extra"/>
+                <w:sz w:val="32"/>
+                <w:szCs w:val="40"/>
+                <w:lang w:val="en-IN" w:eastAsia="en-IN"/>
               </w:rPr>
               <w:t>–</w:t>
             </w:r>
             <w:r>
               <w:rPr>
-                <w:rFonts w:ascii="BRH Devanagari Extra" w:hAnsi="BRH Devanagari Extra" w:cs="BRH Devanagari Extra"/>
-                <w:sz w:val="40"/>
-                <w:szCs w:val="40"/>
-                <w:lang w:val="it-IT"/>
-              </w:rPr>
-              <w:t>qÉ</w:t>
-            </w:r>
-            <w:r>
-              <w:rPr>
-                <w:rFonts w:ascii="BRH Malayalam Extra" w:hAnsi="BRH Malayalam Extra" w:cs="BRH Devanagari Extra"/>
-                <w:sz w:val="34"/>
-                <w:szCs w:val="40"/>
-                <w:lang w:val="it-IT"/>
+                <w:rFonts w:ascii="BRH Malayalam Extra" w:hAnsi="BRH Malayalam Extra" w:cs="BRH Malayalam Extra"/>
+                <w:sz w:val="40"/>
+                <w:szCs w:val="40"/>
+                <w:lang w:val="en-IN" w:eastAsia="en-IN"/>
+              </w:rPr>
+              <w:t>i</w:t>
+            </w:r>
+            <w:r>
+              <w:rPr>
+                <w:rFonts w:ascii="BRH Malayalam Extra" w:hAnsi="BRH Malayalam Extra" w:cs="BRH Malayalam Extra"/>
+                <w:sz w:val="32"/>
+                <w:szCs w:val="40"/>
+                <w:lang w:val="en-IN" w:eastAsia="en-IN"/>
               </w:rPr>
               <w:t>–</w:t>
             </w:r>
             <w:r>
               <w:rPr>
-                <w:rFonts w:ascii="BRH Devanagari Extra" w:hAnsi="BRH Devanagari Extra" w:cs="BRH Devanagari Extra"/>
-                <w:sz w:val="40"/>
-                <w:szCs w:val="40"/>
-                <w:lang w:val="it-IT"/>
+                <w:rFonts w:ascii="BRH Malayalam Extra" w:hAnsi="BRH Malayalam Extra" w:cs="BRH Malayalam Extra"/>
+                <w:sz w:val="40"/>
+                <w:szCs w:val="40"/>
+                <w:lang w:val="en-IN" w:eastAsia="en-IN"/>
               </w:rPr>
               <w:t xml:space="preserve"> | A</w:t>
             </w:r>
             <w:r>
               <w:rPr>
-                <w:rFonts w:ascii="BRH Malayalam Extra" w:hAnsi="BRH Malayalam Extra" w:cs="BRH Devanagari Extra"/>
-                <w:sz w:val="34"/>
-                <w:szCs w:val="40"/>
-                <w:lang w:val="it-IT"/>
+                <w:rFonts w:ascii="BRH Malayalam Extra" w:hAnsi="BRH Malayalam Extra" w:cs="BRH Malayalam Extra"/>
+                <w:sz w:val="32"/>
+                <w:szCs w:val="40"/>
+                <w:lang w:val="en-IN" w:eastAsia="en-IN"/>
               </w:rPr>
               <w:t>–</w:t>
             </w:r>
             <w:r>
               <w:rPr>
-                <w:rFonts w:ascii="BRH Devanagari Extra" w:hAnsi="BRH Devanagari Extra" w:cs="BRH Devanagari Extra"/>
+                <w:rFonts w:ascii="BRH Malayalam Extra" w:hAnsi="BRH Malayalam Extra" w:cs="BRH Malayalam Extra"/>
                 <w:sz w:val="40"/>
                 <w:szCs w:val="40"/>
                 <w:highlight w:val="yellow"/>
-                <w:lang w:val="it-IT"/>
-              </w:rPr>
-              <w:t>pÉÏ</w:t>
-            </w:r>
-            <w:r>
-              <w:rPr>
-                <w:rFonts w:ascii="BRH Devanagari Extra" w:hAnsi="BRH Devanagari Extra" w:cs="BRH Devanagari Extra"/>
-                <w:sz w:val="40"/>
-                <w:szCs w:val="40"/>
-                <w:lang w:val="it-IT"/>
-              </w:rPr>
-              <w:t>þÍiÉ |</w:t>
+                <w:lang w:val="en-IN" w:eastAsia="en-IN"/>
+              </w:rPr>
+              <w:t>hz</w:t>
+            </w:r>
+            <w:r>
+              <w:rPr>
+                <w:rFonts w:ascii="BRH Malayalam Extra" w:hAnsi="BRH Malayalam Extra" w:cs="BRH Malayalam Extra"/>
+                <w:sz w:val="40"/>
+                <w:szCs w:val="40"/>
+                <w:lang w:val="en-IN" w:eastAsia="en-IN"/>
+              </w:rPr>
+              <w:t>—Zy |</w:t>
             </w:r>
           </w:p>
         </w:tc>
@@ -474,103 +460,103 @@
             </w:pPr>
             <w:r>
               <w:rPr>
-                <w:rFonts w:ascii="BRH Devanagari Extra" w:hAnsi="BRH Devanagari Extra" w:cs="BRH Devanagari Extra"/>
-                <w:sz w:val="40"/>
-                <w:szCs w:val="40"/>
-                <w:lang w:val="it-IT"/>
-              </w:rPr>
-              <w:t>xÉ</w:t>
-            </w:r>
-            <w:r>
-              <w:rPr>
-                <w:rFonts w:ascii="BRH Malayalam Extra" w:hAnsi="BRH Malayalam Extra" w:cs="BRH Devanagari Extra"/>
-                <w:sz w:val="34"/>
-                <w:szCs w:val="40"/>
-                <w:lang w:val="it-IT"/>
+                <w:rFonts w:ascii="BRH Malayalam Extra" w:hAnsi="BRH Malayalam Extra" w:cs="BRH Malayalam Extra"/>
+                <w:sz w:val="40"/>
+                <w:szCs w:val="40"/>
+                <w:lang w:val="en-IN" w:eastAsia="en-IN"/>
+              </w:rPr>
+              <w:t>s</w:t>
+            </w:r>
+            <w:r>
+              <w:rPr>
+                <w:rFonts w:ascii="BRH Malayalam Extra" w:hAnsi="BRH Malayalam Extra" w:cs="BRH Malayalam Extra"/>
+                <w:sz w:val="32"/>
+                <w:szCs w:val="40"/>
+                <w:lang w:val="en-IN" w:eastAsia="en-IN"/>
               </w:rPr>
               <w:t>–</w:t>
             </w:r>
             <w:r>
               <w:rPr>
-                <w:rFonts w:ascii="BRH Devanagari Extra" w:hAnsi="BRH Devanagari Extra" w:cs="BRH Devanagari Extra"/>
-                <w:sz w:val="40"/>
-                <w:szCs w:val="40"/>
-                <w:lang w:val="it-IT"/>
-              </w:rPr>
-              <w:t>mÉå</w:t>
-            </w:r>
-            <w:r>
-              <w:rPr>
-                <w:rFonts w:ascii="BRH Malayalam Extra" w:hAnsi="BRH Malayalam Extra" w:cs="BRH Devanagari Extra"/>
-                <w:sz w:val="34"/>
-                <w:szCs w:val="40"/>
-                <w:lang w:val="it-IT"/>
+                <w:rFonts w:ascii="BRH Malayalam Extra" w:hAnsi="BRH Malayalam Extra" w:cs="BRH Malayalam Extra"/>
+                <w:sz w:val="40"/>
+                <w:szCs w:val="40"/>
+                <w:lang w:val="en-IN" w:eastAsia="en-IN"/>
+              </w:rPr>
+              <w:t>¥e</w:t>
+            </w:r>
+            <w:r>
+              <w:rPr>
+                <w:rFonts w:ascii="BRH Malayalam Extra" w:hAnsi="BRH Malayalam Extra" w:cs="BRH Malayalam Extra"/>
+                <w:sz w:val="32"/>
+                <w:szCs w:val="40"/>
+                <w:lang w:val="en-IN" w:eastAsia="en-IN"/>
               </w:rPr>
               <w:t>–</w:t>
             </w:r>
             <w:r>
               <w:rPr>
-                <w:rFonts w:ascii="BRH Devanagari Extra" w:hAnsi="BRH Devanagari Extra" w:cs="BRH Devanagari Extra"/>
-                <w:sz w:val="40"/>
-                <w:szCs w:val="40"/>
-                <w:lang w:val="it-IT"/>
-              </w:rPr>
-              <w:t>qÉ</w:t>
-            </w:r>
-            <w:r>
-              <w:rPr>
-                <w:rFonts w:ascii="BRH Malayalam Extra" w:hAnsi="BRH Malayalam Extra" w:cs="BRH Devanagari Extra"/>
-                <w:sz w:val="34"/>
-                <w:szCs w:val="40"/>
-                <w:lang w:val="it-IT"/>
+                <w:rFonts w:ascii="BRH Malayalam Extra" w:hAnsi="BRH Malayalam Extra" w:cs="BRH Malayalam Extra"/>
+                <w:sz w:val="40"/>
+                <w:szCs w:val="40"/>
+                <w:lang w:val="en-IN" w:eastAsia="en-IN"/>
+              </w:rPr>
+              <w:t>i</w:t>
+            </w:r>
+            <w:r>
+              <w:rPr>
+                <w:rFonts w:ascii="BRH Malayalam Extra" w:hAnsi="BRH Malayalam Extra" w:cs="BRH Malayalam Extra"/>
+                <w:sz w:val="32"/>
+                <w:szCs w:val="40"/>
+                <w:lang w:val="en-IN" w:eastAsia="en-IN"/>
               </w:rPr>
               <w:t>–</w:t>
             </w:r>
             <w:r>
               <w:rPr>
-                <w:rFonts w:ascii="BRH Devanagari Extra" w:hAnsi="BRH Devanagari Extra" w:cs="BRH Devanagari Extra"/>
-                <w:sz w:val="40"/>
-                <w:szCs w:val="40"/>
-                <w:lang w:val="it-IT"/>
+                <w:rFonts w:ascii="BRH Malayalam Extra" w:hAnsi="BRH Malayalam Extra" w:cs="BRH Malayalam Extra"/>
+                <w:sz w:val="40"/>
+                <w:szCs w:val="40"/>
+                <w:lang w:val="en-IN" w:eastAsia="en-IN"/>
               </w:rPr>
               <w:t xml:space="preserve"> | A</w:t>
             </w:r>
             <w:r>
               <w:rPr>
-                <w:rFonts w:ascii="BRH Malayalam Extra" w:hAnsi="BRH Malayalam Extra" w:cs="BRH Devanagari Extra"/>
-                <w:sz w:val="34"/>
-                <w:szCs w:val="40"/>
-                <w:lang w:val="it-IT"/>
+                <w:rFonts w:ascii="BRH Malayalam Extra" w:hAnsi="BRH Malayalam Extra" w:cs="BRH Malayalam Extra"/>
+                <w:sz w:val="32"/>
+                <w:szCs w:val="40"/>
+                <w:lang w:val="en-IN" w:eastAsia="en-IN"/>
               </w:rPr>
               <w:t>–</w:t>
             </w:r>
             <w:r>
               <w:rPr>
-                <w:rFonts w:ascii="BRH Devanagari Extra" w:hAnsi="BRH Devanagari Extra" w:cs="BRH Devanagari Extra"/>
-                <w:sz w:val="40"/>
-                <w:szCs w:val="40"/>
-                <w:lang w:val="it-IT"/>
-              </w:rPr>
-              <w:t>pÉÏÍ</w:t>
-            </w:r>
-            <w:r>
-              <w:rPr>
-                <w:rFonts w:ascii="BRH Devanagari Extra" w:hAnsi="BRH Devanagari Extra" w:cs="BRH Devanagari Extra"/>
+                <w:rFonts w:ascii="BRH Malayalam Extra" w:hAnsi="BRH Malayalam Extra" w:cs="BRH Malayalam Extra"/>
+                <w:sz w:val="40"/>
+                <w:szCs w:val="40"/>
+                <w:lang w:val="en-IN" w:eastAsia="en-IN"/>
+              </w:rPr>
+              <w:t>hz</w:t>
+            </w:r>
+            <w:r>
+              <w:rPr>
+                <w:rFonts w:ascii="BRH Malayalam Extra" w:hAnsi="BRH Malayalam Extra" w:cs="BRH Malayalam Extra"/>
                 <w:sz w:val="40"/>
                 <w:szCs w:val="40"/>
                 <w:highlight w:val="green"/>
-                <w:lang w:val="it-IT"/>
-              </w:rPr>
-              <w:t>i</w:t>
-            </w:r>
-            <w:r>
-              <w:rPr>
-                <w:rFonts w:ascii="BRH Devanagari Extra" w:hAnsi="BRH Devanagari Extra" w:cs="BRH Devanagari Extra"/>
-                <w:sz w:val="40"/>
-                <w:szCs w:val="40"/>
-                <w:lang w:val="it-IT"/>
-              </w:rPr>
-              <w:t>Éþ |</w:t>
+                <w:lang w:val="en-IN" w:eastAsia="en-IN"/>
+              </w:rPr>
+              <w:t>Zy—</w:t>
+            </w:r>
+            <w:r>
+              <w:rPr>
+                <w:rFonts w:ascii="BRH Malayalam Extra" w:hAnsi="BRH Malayalam Extra" w:cs="BRH Malayalam Extra"/>
+                <w:sz w:val="40"/>
+                <w:szCs w:val="40"/>
+                <w:lang w:val="en-IN" w:eastAsia="en-IN"/>
+              </w:rPr>
+              <w:t xml:space="preserve"> |</w:t>
             </w:r>
           </w:p>
         </w:tc>
@@ -597,323 +583,6 @@
         </w:rPr>
         <w:t>================</w:t>
       </w:r>
-    </w:p>
-    <w:p>
-      <w:pPr>
-        <w:jc w:val="center"/>
-        <w:rPr>
-          <w:b/>
-          <w:bCs/>
-          <w:sz w:val="32"/>
-          <w:szCs w:val="32"/>
-          <w:u w:val="single"/>
-        </w:rPr>
-      </w:pPr>
-      <w:r>
-        <w:rPr>
-          <w:b/>
-          <w:bCs/>
-          <w:sz w:val="32"/>
-          <w:szCs w:val="32"/>
-          <w:u w:val="single"/>
-        </w:rPr>
-        <w:t>TS Pada Paatam – TS 1.2 Malayalam Corrections – Observed till 31st July 2025</w:t>
-      </w:r>
-    </w:p>
-    <w:p>
-      <w:pPr>
-        <w:spacing w:before="0" w:line="240" w:lineRule="auto"/>
-        <w:jc w:val="center"/>
-        <w:rPr>
-          <w:bCs/>
-          <w:sz w:val="32"/>
-          <w:szCs w:val="32"/>
-        </w:rPr>
-      </w:pPr>
-      <w:r>
-        <w:rPr>
-          <w:bCs/>
-          <w:sz w:val="32"/>
-          <w:szCs w:val="32"/>
-        </w:rPr>
-        <w:t>(ignore those which are already incorporated in your book’s version and date)</w:t>
-      </w:r>
-    </w:p>
-    <w:tbl>
-      <w:tblPr>
-        <w:tblW w:w="13353" w:type="dxa"/>
-        <w:tblInd w:w="250" w:type="dxa"/>
-        <w:tblBorders>
-          <w:top w:val="single" w:sz="4" w:space="0" w:color="000000"/>
-          <w:left w:val="single" w:sz="4" w:space="0" w:color="000000"/>
-          <w:bottom w:val="single" w:sz="4" w:space="0" w:color="000000"/>
-          <w:right w:val="single" w:sz="4" w:space="0" w:color="000000"/>
-          <w:insideH w:val="single" w:sz="4" w:space="0" w:color="000000"/>
-          <w:insideV w:val="single" w:sz="4" w:space="0" w:color="000000"/>
-        </w:tblBorders>
-        <w:tblLook w:val="04A0" w:firstRow="1" w:lastRow="0" w:firstColumn="1" w:lastColumn="0" w:noHBand="0" w:noVBand="1"/>
-      </w:tblPr>
-      <w:tblGrid>
-        <w:gridCol w:w="3006"/>
-        <w:gridCol w:w="5244"/>
-        <w:gridCol w:w="5103"/>
-      </w:tblGrid>
-      <w:tr>
-        <w:tc>
-          <w:tcPr>
-            <w:tcW w:w="3006" w:type="dxa"/>
-            <w:tcBorders>
-              <w:top w:val="single" w:sz="4" w:space="0" w:color="000000"/>
-              <w:left w:val="single" w:sz="4" w:space="0" w:color="000000"/>
-              <w:bottom w:val="single" w:sz="4" w:space="0" w:color="000000"/>
-              <w:right w:val="single" w:sz="4" w:space="0" w:color="000000"/>
-            </w:tcBorders>
-            <w:hideMark/>
-          </w:tcPr>
-          <w:p>
-            <w:pPr>
-              <w:spacing w:before="0" w:line="240" w:lineRule="auto"/>
-              <w:jc w:val="center"/>
-              <w:rPr>
-                <w:sz w:val="32"/>
-                <w:szCs w:val="32"/>
-              </w:rPr>
-            </w:pPr>
-            <w:r>
-              <w:rPr>
-                <w:sz w:val="32"/>
-                <w:szCs w:val="32"/>
-              </w:rPr>
-              <w:t>Section, Paragraph</w:t>
-            </w:r>
-          </w:p>
-          <w:p>
-            <w:pPr>
-              <w:spacing w:before="0" w:line="240" w:lineRule="auto"/>
-              <w:jc w:val="center"/>
-              <w:rPr>
-                <w:sz w:val="32"/>
-                <w:szCs w:val="32"/>
-              </w:rPr>
-            </w:pPr>
-            <w:r>
-              <w:rPr>
-                <w:sz w:val="32"/>
-                <w:szCs w:val="32"/>
-              </w:rPr>
-              <w:t>Reference</w:t>
-            </w:r>
-          </w:p>
-        </w:tc>
-        <w:tc>
-          <w:tcPr>
-            <w:tcW w:w="5244" w:type="dxa"/>
-            <w:tcBorders>
-              <w:top w:val="single" w:sz="4" w:space="0" w:color="000000"/>
-              <w:left w:val="single" w:sz="4" w:space="0" w:color="000000"/>
-              <w:bottom w:val="single" w:sz="4" w:space="0" w:color="000000"/>
-              <w:right w:val="single" w:sz="4" w:space="0" w:color="000000"/>
-            </w:tcBorders>
-            <w:hideMark/>
-          </w:tcPr>
-          <w:p>
-            <w:pPr>
-              <w:spacing w:before="0" w:line="240" w:lineRule="auto"/>
-              <w:jc w:val="center"/>
-              <w:rPr>
-                <w:sz w:val="32"/>
-                <w:szCs w:val="32"/>
-              </w:rPr>
-            </w:pPr>
-            <w:r>
-              <w:rPr>
-                <w:sz w:val="32"/>
-                <w:szCs w:val="32"/>
-              </w:rPr>
-              <w:t>As Printed</w:t>
-            </w:r>
-          </w:p>
-        </w:tc>
-        <w:tc>
-          <w:tcPr>
-            <w:tcW w:w="5103" w:type="dxa"/>
-            <w:tcBorders>
-              <w:top w:val="single" w:sz="4" w:space="0" w:color="000000"/>
-              <w:left w:val="single" w:sz="4" w:space="0" w:color="000000"/>
-              <w:bottom w:val="single" w:sz="4" w:space="0" w:color="000000"/>
-              <w:right w:val="single" w:sz="4" w:space="0" w:color="000000"/>
-            </w:tcBorders>
-            <w:hideMark/>
-          </w:tcPr>
-          <w:p>
-            <w:pPr>
-              <w:spacing w:before="0" w:line="240" w:lineRule="auto"/>
-              <w:ind w:left="-183" w:right="-18"/>
-              <w:jc w:val="center"/>
-              <w:rPr>
-                <w:sz w:val="32"/>
-                <w:szCs w:val="32"/>
-              </w:rPr>
-            </w:pPr>
-            <w:r>
-              <w:rPr>
-                <w:sz w:val="32"/>
-                <w:szCs w:val="32"/>
-              </w:rPr>
-              <w:t>To be read as or corrected as</w:t>
-            </w:r>
-          </w:p>
-        </w:tc>
-      </w:tr>
-      <w:tr>
-        <w:trPr>
-          <w:trHeight w:val="1020"/>
-        </w:trPr>
-        <w:tc>
-          <w:tcPr>
-            <w:tcW w:w="3006" w:type="dxa"/>
-            <w:tcBorders>
-              <w:top w:val="single" w:sz="4" w:space="0" w:color="000000"/>
-              <w:left w:val="single" w:sz="4" w:space="0" w:color="000000"/>
-              <w:bottom w:val="single" w:sz="4" w:space="0" w:color="auto"/>
-              <w:right w:val="single" w:sz="4" w:space="0" w:color="000000"/>
-            </w:tcBorders>
-            <w:hideMark/>
-          </w:tcPr>
-          <w:p>
-            <w:pPr>
-              <w:spacing w:before="0" w:line="240" w:lineRule="auto"/>
-              <w:ind w:left="29"/>
-              <w:jc w:val="center"/>
-              <w:rPr>
-                <w:rFonts w:cs="Arial"/>
-                <w:color w:val="000000"/>
-                <w:sz w:val="32"/>
-                <w:szCs w:val="32"/>
-              </w:rPr>
-            </w:pPr>
-            <w:r>
-              <w:rPr>
-                <w:rFonts w:cs="Arial"/>
-                <w:color w:val="000000"/>
-                <w:sz w:val="32"/>
-                <w:szCs w:val="32"/>
-              </w:rPr>
-              <w:t>None</w:t>
-            </w:r>
-          </w:p>
-        </w:tc>
-        <w:tc>
-          <w:tcPr>
-            <w:tcW w:w="5244" w:type="dxa"/>
-            <w:tcBorders>
-              <w:top w:val="single" w:sz="4" w:space="0" w:color="000000"/>
-              <w:left w:val="single" w:sz="4" w:space="0" w:color="000000"/>
-              <w:bottom w:val="single" w:sz="4" w:space="0" w:color="auto"/>
-              <w:right w:val="single" w:sz="4" w:space="0" w:color="000000"/>
-            </w:tcBorders>
-            <w:hideMark/>
-          </w:tcPr>
-          <w:p>
-            <w:pPr>
-              <w:widowControl w:val="0"/>
-              <w:autoSpaceDE w:val="0"/>
-              <w:autoSpaceDN w:val="0"/>
-              <w:adjustRightInd w:val="0"/>
-              <w:spacing w:line="240" w:lineRule="auto"/>
-              <w:ind w:right="-138"/>
-              <w:jc w:val="center"/>
-              <w:rPr>
-                <w:rFonts w:ascii="BRH Malayalam Extra" w:hAnsi="BRH Malayalam Extra"/>
-                <w:color w:val="000000"/>
-                <w:sz w:val="40"/>
-                <w:szCs w:val="40"/>
-                <w:lang w:val="en-IN" w:eastAsia="en-IN"/>
-              </w:rPr>
-            </w:pPr>
-            <w:r>
-              <w:rPr>
-                <w:rFonts w:cs="Arial"/>
-                <w:color w:val="000000"/>
-                <w:sz w:val="32"/>
-                <w:szCs w:val="32"/>
-              </w:rPr>
-              <w:t>None</w:t>
-            </w:r>
-          </w:p>
-        </w:tc>
-        <w:tc>
-          <w:tcPr>
-            <w:tcW w:w="5103" w:type="dxa"/>
-            <w:tcBorders>
-              <w:top w:val="single" w:sz="4" w:space="0" w:color="000000"/>
-              <w:left w:val="single" w:sz="4" w:space="0" w:color="000000"/>
-              <w:bottom w:val="single" w:sz="4" w:space="0" w:color="auto"/>
-              <w:right w:val="single" w:sz="4" w:space="0" w:color="000000"/>
-            </w:tcBorders>
-            <w:hideMark/>
-          </w:tcPr>
-          <w:p>
-            <w:pPr>
-              <w:widowControl w:val="0"/>
-              <w:autoSpaceDE w:val="0"/>
-              <w:autoSpaceDN w:val="0"/>
-              <w:adjustRightInd w:val="0"/>
-              <w:spacing w:before="0" w:line="240" w:lineRule="auto"/>
-              <w:rPr>
-                <w:rFonts w:ascii="BRH Malayalam Extra" w:hAnsi="BRH Malayalam Extra"/>
-                <w:color w:val="000000"/>
-                <w:sz w:val="40"/>
-                <w:szCs w:val="40"/>
-                <w:lang w:val="en-IN" w:eastAsia="en-IN"/>
-              </w:rPr>
-            </w:pPr>
-            <w:r>
-              <w:rPr>
-                <w:rFonts w:cs="Arial"/>
-                <w:color w:val="000000"/>
-                <w:sz w:val="32"/>
-                <w:szCs w:val="32"/>
-              </w:rPr>
-              <w:t>None</w:t>
-            </w:r>
-          </w:p>
-        </w:tc>
-      </w:tr>
-    </w:tbl>
-    <w:p>
-      <w:pPr>
-        <w:jc w:val="center"/>
-        <w:rPr>
-          <w:b/>
-          <w:bCs/>
-          <w:sz w:val="32"/>
-          <w:szCs w:val="32"/>
-          <w:u w:val="single"/>
-        </w:rPr>
-      </w:pPr>
-      <w:r>
-        <w:rPr>
-          <w:b/>
-          <w:bCs/>
-          <w:sz w:val="32"/>
-          <w:szCs w:val="32"/>
-          <w:u w:val="single"/>
-        </w:rPr>
-        <w:t>================</w:t>
-      </w:r>
-    </w:p>
-    <w:p>
-      <w:pPr>
-        <w:jc w:val="center"/>
-        <w:rPr>
-          <w:b/>
-          <w:bCs/>
-          <w:sz w:val="32"/>
-          <w:szCs w:val="32"/>
-          <w:u w:val="single"/>
-        </w:rPr>
-      </w:pPr>
     </w:p>
     <w:p>
       <w:pPr>
@@ -1116,7 +785,6 @@
                 <w:sz w:val="32"/>
                 <w:szCs w:val="32"/>
               </w:rPr>
-              <w:lastRenderedPageBreak/>
               <w:t>None</w:t>
             </w:r>
           </w:p>
@@ -1288,6 +956,7 @@
           <w:szCs w:val="32"/>
           <w:u w:val="single"/>
         </w:rPr>
+        <w:lastRenderedPageBreak/>
         <w:t>TS Pada Paatam – TS 1.</w:t>
       </w:r>
       <w:r>
@@ -2388,7 +2057,6 @@
           <w:szCs w:val="32"/>
           <w:u w:val="single"/>
         </w:rPr>
-        <w:lastRenderedPageBreak/>
         <w:t>=========</w:t>
       </w:r>
     </w:p>
@@ -2762,6 +2430,7 @@
           <w:szCs w:val="32"/>
           <w:u w:val="single"/>
         </w:rPr>
+        <w:lastRenderedPageBreak/>
         <w:t>TS Pada Paatam – TS 1.2 Malayalam Corrections –</w:t>
       </w:r>
       <w:r>
@@ -3491,7 +3160,6 @@
                 <w:szCs w:val="32"/>
                 <w:lang w:val="it-IT"/>
               </w:rPr>
-              <w:lastRenderedPageBreak/>
               <w:t>Panchaati No. 1</w:t>
             </w:r>
           </w:p>
@@ -3524,7 +3192,6 @@
                 <w:szCs w:val="40"/>
                 <w:lang w:val="it-IT" w:eastAsia="en-IN"/>
               </w:rPr>
-              <w:lastRenderedPageBreak/>
               <w:t>p</w:t>
             </w:r>
             <w:r>
@@ -3600,7 +3267,6 @@
                 <w:szCs w:val="40"/>
                 <w:lang w:val="it-IT" w:eastAsia="en-IN"/>
               </w:rPr>
-              <w:lastRenderedPageBreak/>
               <w:t>pªPJ - cxJ | A</w:t>
             </w:r>
             <w:r>
@@ -3669,7 +3335,6 @@
                 <w:szCs w:val="40"/>
                 <w:lang w:val="it-IT" w:eastAsia="en-IN"/>
               </w:rPr>
-              <w:lastRenderedPageBreak/>
               <w:t>p</w:t>
             </w:r>
             <w:r>
@@ -3745,7 +3410,6 @@
                 <w:szCs w:val="40"/>
                 <w:lang w:val="it-IT" w:eastAsia="en-IN"/>
               </w:rPr>
-              <w:lastRenderedPageBreak/>
               <w:t>pªPJ - cxJ | A</w:t>
             </w:r>
             <w:r>
@@ -3823,7 +3487,6 @@
                 <w:szCs w:val="32"/>
                 <w:lang w:val="it-IT"/>
               </w:rPr>
-              <w:lastRenderedPageBreak/>
               <w:t>1.2.4.1 – Padam</w:t>
             </w:r>
           </w:p>
@@ -4407,6 +4070,7 @@
                 <w:sz w:val="32"/>
                 <w:szCs w:val="32"/>
               </w:rPr>
+              <w:lastRenderedPageBreak/>
               <w:t>1.2.</w:t>
             </w:r>
             <w:r>
@@ -5035,7 +4699,6 @@
                 <w:sz w:val="32"/>
                 <w:szCs w:val="32"/>
               </w:rPr>
-              <w:lastRenderedPageBreak/>
               <w:t>Padam Correction = None</w:t>
             </w:r>
           </w:p>
@@ -5278,6 +4941,7 @@
           <w:szCs w:val="32"/>
           <w:u w:val="single"/>
         </w:rPr>
+        <w:lastRenderedPageBreak/>
         <w:t>TS Pada Paatam – TS 1.2 Malayalam Corrections –</w:t>
       </w:r>
       <w:r>
@@ -5988,7 +5652,6 @@
                 <w:sz w:val="32"/>
                 <w:szCs w:val="32"/>
               </w:rPr>
-              <w:lastRenderedPageBreak/>
               <w:t>1.2.6.1</w:t>
             </w:r>
             <w:r>
@@ -6838,6 +6501,7 @@
                 <w:sz w:val="32"/>
                 <w:szCs w:val="32"/>
               </w:rPr>
+              <w:lastRenderedPageBreak/>
               <w:t>1.2.9.1 –</w:t>
             </w:r>
             <w:r>
@@ -7497,7 +7161,6 @@
                 <w:szCs w:val="32"/>
                 <w:lang w:val="it-IT"/>
               </w:rPr>
-              <w:lastRenderedPageBreak/>
               <w:t>1.2.12.1 – Padam</w:t>
             </w:r>
           </w:p>
@@ -8645,6 +8308,7 @@
                 <w:sz w:val="32"/>
                 <w:szCs w:val="32"/>
               </w:rPr>
+              <w:lastRenderedPageBreak/>
               <w:t>1.2.14.5 –</w:t>
             </w:r>
             <w:r>
@@ -9292,7 +8956,6 @@
                 <w:bCs/>
                 <w:szCs w:val="24"/>
               </w:rPr>
-              <w:lastRenderedPageBreak/>
               <w:t>Section, Paragraph</w:t>
             </w:r>
           </w:p>
@@ -10116,30 +9779,6 @@
           <w:u w:val="single"/>
         </w:rPr>
       </w:pPr>
-    </w:p>
-    <w:p>
-      <w:pPr>
-        <w:jc w:val="center"/>
-        <w:rPr>
-          <w:b/>
-          <w:bCs/>
-          <w:sz w:val="32"/>
-          <w:szCs w:val="32"/>
-          <w:u w:val="single"/>
-        </w:rPr>
-      </w:pPr>
-    </w:p>
-    <w:p>
-      <w:pPr>
-        <w:jc w:val="center"/>
-        <w:rPr>
-          <w:b/>
-          <w:bCs/>
-          <w:sz w:val="32"/>
-          <w:szCs w:val="32"/>
-          <w:u w:val="single"/>
-        </w:rPr>
-      </w:pPr>
       <w:r>
         <w:rPr>
           <w:b/>
@@ -10148,6 +9787,7 @@
           <w:szCs w:val="32"/>
           <w:u w:val="single"/>
         </w:rPr>
+        <w:lastRenderedPageBreak/>
         <w:t>TS</w:t>
       </w:r>
       <w:r>
@@ -10597,7 +10237,6 @@
                 <w:bCs/>
                 <w:szCs w:val="24"/>
               </w:rPr>
-              <w:lastRenderedPageBreak/>
               <w:t>T.S.1.2.3</w:t>
             </w:r>
             <w:r>
